--- a/Pemodelan-Computer-Aided-Design/Modul-Word/Modul-8-Simulasi-Kinerja-Komponen-Tegangan-Termal-Kinematik.docx
+++ b/Pemodelan-Computer-Aided-Design/Modul-Word/Modul-8-Simulasi-Kinerja-Komponen-Tegangan-Termal-Kinematik.docx
@@ -11796,6 +11796,62 @@
     </w:p>
     <w:p>
       <w:pPr>
+        <w:keepNext/>
+        <w:spacing w:after="80"/>
+        <w:jc w:val="center"/>
+      </w:pPr>
+      <w:r>
+        <w:drawing>
+          <wp:inline xmlns:a="http://schemas.openxmlformats.org/drawingml/2006/main" xmlns:pic="http://schemas.openxmlformats.org/drawingml/2006/picture">
+            <wp:extent cx="5400000" cy="2938698"/>
+            <wp:docPr id="1858245154" name="Picture 1858245154"/>
+            <wp:cNvGraphicFramePr>
+              <a:graphicFrameLocks noChangeAspect="1"/>
+            </wp:cNvGraphicFramePr>
+            <a:graphic>
+              <a:graphicData uri="http://schemas.openxmlformats.org/drawingml/2006/picture">
+                <pic:pic>
+                  <pic:nvPicPr>
+                    <pic:cNvPr id="0" name="m8-g7.png"/>
+                    <pic:cNvPicPr/>
+                  </pic:nvPicPr>
+                  <pic:blipFill>
+                    <a:blip r:embed="rId37"/>
+                    <a:stretch>
+                      <a:fillRect/>
+                    </a:stretch>
+                  </pic:blipFill>
+                  <pic:spPr>
+                    <a:xfrm>
+                      <a:off x="0" y="0"/>
+                      <a:ext cx="5400000" cy="2938698"/>
+                    </a:xfrm>
+                    <a:prstGeom prst="rect"/>
+                  </pic:spPr>
+                </pic:pic>
+              </a:graphicData>
+            </a:graphic>
+          </wp:inline>
+        </w:drawing>
+      </w:r>
+    </w:p>
+    <w:p>
+      <w:pPr>
+        <w:spacing w:after="200" w:line="276" w:lineRule="auto"/>
+        <w:jc w:val="center"/>
+      </w:pPr>
+      <w:r>
+        <w:rPr>
+          <w:rFonts w:ascii="Arial" w:hAnsi="Arial" w:eastAsia="Arial" w:cs="Arial"/>
+          <w:b/>
+          <w:i w:val="0"/>
+          <w:sz w:val="20"/>
+        </w:rPr>
+        <w:t>Gambar 7 — Gambar kerja kantilever: geometri, tumpuan, beban, suhu, dan material. Tampak depan (bidang XZ) dan muka x = L (bidang YZ) balok 180 × 30 × 15 dari langkah 1, ukuran dalam mm. Panel A dan B memperlihatkan Fixed di muka x = 0 dan F = 500 N arah −Z di muka x = L (langkah 3), panel C suhu kedua muka ujung untuk analisis termal (langkah 7), dan catatan kanan memuat material, mesh, serta Analysis Type yang diketik pada langkah 2 dan 4–7.</w:t>
+      </w:r>
+    </w:p>
+    <w:p>
+      <w:pPr>
         <w:spacing w:line="360" w:lineRule="auto" w:after="60"/>
         <w:ind w:left="425" w:hanging="227"/>
       </w:pPr>
@@ -12022,7 +12078,7 @@
           <w:i w:val="0"/>
           <w:sz w:val="22"/>
         </w:rPr>
-        <w:t>Ganti beban dengan Temperature 380 K / 300 K + Initial temperature, Analysis Type thermomech (steady) → baca Temperature; lalu frequency (hapus constraint suhu) → f₁ ≈ 386,8 Hz. Ctrl+S → Latihan8_NIM.FCStd.</w:t>
+        <w:t>Ganti beban dengan Temperature 380 K di muka x = 0 dan 300 K di muka x = L, + Initial temperature 300 K, Analysis Type thermomech (steady) → baca Temperature; lalu frequency (hapus constraint suhu) → f₁ ≈ 386,8 Hz. Ctrl+S → Latihan8_NIM.FCStd.</w:t>
       </w:r>
     </w:p>
     <w:p>
@@ -14261,7 +14317,7 @@
         <w:drawing>
           <wp:inline xmlns:a="http://schemas.openxmlformats.org/drawingml/2006/main" xmlns:pic="http://schemas.openxmlformats.org/drawingml/2006/picture">
             <wp:extent cx="4680000" cy="2069564"/>
-            <wp:docPr id="1858245154" name="Picture 1858245154"/>
+            <wp:docPr id="1858245155" name="Picture 1858245155"/>
             <wp:cNvGraphicFramePr>
               <a:graphicFrameLocks noChangeAspect="1"/>
             </wp:cNvGraphicFramePr>
@@ -14270,95 +14326,6 @@
                 <pic:pic>
                   <pic:nvPicPr>
                     <pic:cNvPr id="0" name="m8-t1.png"/>
-                    <pic:cNvPicPr/>
-                  </pic:nvPicPr>
-                  <pic:blipFill>
-                    <a:blip r:embed="rId37"/>
-                    <a:stretch>
-                      <a:fillRect/>
-                    </a:stretch>
-                  </pic:blipFill>
-                  <pic:spPr>
-                    <a:xfrm>
-                      <a:off x="0" y="0"/>
-                      <a:ext cx="4680000" cy="2069564"/>
-                    </a:xfrm>
-                    <a:prstGeom prst="rect"/>
-                  </pic:spPr>
-                </pic:pic>
-              </a:graphicData>
-            </a:graphic>
-          </wp:inline>
-        </w:drawing>
-      </w:r>
-    </w:p>
-    <w:p>
-      <w:pPr>
-        <w:spacing w:after="200" w:line="276" w:lineRule="auto"/>
-        <w:jc w:val="center"/>
-      </w:pPr>
-      <w:r>
-        <w:rPr>
-          <w:rFonts w:ascii="Arial" w:hAnsi="Arial" w:eastAsia="Arial" w:cs="Arial"/>
-          <w:b/>
-          <w:i w:val="0"/>
-          <w:sz w:val="20"/>
-        </w:rPr>
-        <w:t>📐 Gambar acuan: kantilever L × b × h dengan Analysis statik dan bacaan massa. Simbol mengikuti teks tugas; angka dimensi milik Anda muncul setelah masuk.</w:t>
-      </w:r>
-    </w:p>
-    <w:p>
-      <w:pPr>
-        <w:spacing w:line="360" w:lineRule="auto" w:after="40"/>
-        <w:jc w:val="both"/>
-      </w:pPr>
-      <w:r>
-        <w:rPr>
-          <w:rFonts w:ascii="Arial" w:hAnsi="Arial" w:eastAsia="Arial" w:cs="Arial"/>
-          <w:b/>
-          <w:i w:val="0"/>
-          <w:sz w:val="22"/>
-        </w:rPr>
-        <w:t xml:space="preserve">T2. </w:t>
-      </w:r>
-      <w:r>
-        <w:rPr>
-          <w:rFonts w:ascii="Arial" w:hAnsi="Arial" w:eastAsia="Arial" w:cs="Arial"/>
-          <w:b w:val="0"/>
-          <w:i w:val="0"/>
-          <w:sz w:val="22"/>
-        </w:rPr>
-        <w:t>Kantilever — defleksi teoretis δ (mm)</w:t>
-      </w:r>
-      <w:r>
-        <w:rPr>
-          <w:rFonts w:ascii="Arial" w:hAnsi="Arial" w:eastAsia="Arial" w:cs="Arial"/>
-          <w:b/>
-          <w:i w:val="0"/>
-          <w:sz w:val="22"/>
-        </w:rPr>
-        <w:t xml:space="preserve"> (6 poin)</w:t>
-      </w:r>
-    </w:p>
-    <w:p>
-      <w:pPr>
-        <w:keepNext/>
-        <w:spacing w:after="80"/>
-        <w:jc w:val="center"/>
-      </w:pPr>
-      <w:r>
-        <w:drawing>
-          <wp:inline xmlns:a="http://schemas.openxmlformats.org/drawingml/2006/main" xmlns:pic="http://schemas.openxmlformats.org/drawingml/2006/picture">
-            <wp:extent cx="4680000" cy="2069564"/>
-            <wp:docPr id="1858245155" name="Picture 1858245155"/>
-            <wp:cNvGraphicFramePr>
-              <a:graphicFrameLocks noChangeAspect="1"/>
-            </wp:cNvGraphicFramePr>
-            <a:graphic>
-              <a:graphicData uri="http://schemas.openxmlformats.org/drawingml/2006/picture">
-                <pic:pic>
-                  <pic:nvPicPr>
-                    <pic:cNvPr id="0" name="m8-t2.png"/>
                     <pic:cNvPicPr/>
                   </pic:nvPicPr>
                   <pic:blipFill>
@@ -14393,7 +14360,7 @@
           <w:i w:val="0"/>
           <w:sz w:val="20"/>
         </w:rPr>
-        <w:t>📐 Gambar acuan: kantilever L × 20 × 10 dan defleksi teoretis δ. Simbol mengikuti teks tugas; angka dimensi milik Anda muncul setelah masuk.</w:t>
+        <w:t>📐 Gambar acuan: kantilever L × b × h dengan Analysis statik dan bacaan massa. Simbol mengikuti teks tugas; angka dimensi milik Anda muncul setelah masuk.</w:t>
       </w:r>
     </w:p>
     <w:p>
@@ -14408,16 +14375,16 @@
           <w:i w:val="0"/>
           <w:sz w:val="22"/>
         </w:rPr>
-        <w:t xml:space="preserve">T3. </w:t>
-      </w:r>
-      <w:r>
-        <w:rPr>
-          <w:rFonts w:ascii="Arial" w:hAnsi="Arial" w:eastAsia="Arial" w:cs="Arial"/>
-          <w:b w:val="0"/>
-          <w:i w:val="0"/>
-          <w:sz w:val="22"/>
-        </w:rPr>
-        <w:t>Batang tarik — tegangan σ = F/A (MPa)</w:t>
+        <w:t xml:space="preserve">T2. </w:t>
+      </w:r>
+      <w:r>
+        <w:rPr>
+          <w:rFonts w:ascii="Arial" w:hAnsi="Arial" w:eastAsia="Arial" w:cs="Arial"/>
+          <w:b w:val="0"/>
+          <w:i w:val="0"/>
+          <w:sz w:val="22"/>
+        </w:rPr>
+        <w:t>Kantilever — defleksi teoretis δ (mm)</w:t>
       </w:r>
       <w:r>
         <w:rPr>
@@ -14447,7 +14414,7 @@
               <a:graphicData uri="http://schemas.openxmlformats.org/drawingml/2006/picture">
                 <pic:pic>
                   <pic:nvPicPr>
-                    <pic:cNvPr id="0" name="m8-t3.png"/>
+                    <pic:cNvPr id="0" name="m8-t2.png"/>
                     <pic:cNvPicPr/>
                   </pic:nvPicPr>
                   <pic:blipFill>
@@ -14482,7 +14449,7 @@
           <w:i w:val="0"/>
           <w:sz w:val="20"/>
         </w:rPr>
-        <w:t>📐 Gambar acuan: batang tarik dengan gaya aksial F dan tegangan σ = F/A. Simbol mengikuti teks tugas; angka dimensi milik Anda muncul setelah masuk.</w:t>
+        <w:t>📐 Gambar acuan: kantilever L × 20 × 10 dan defleksi teoretis δ. Simbol mengikuti teks tugas; angka dimensi milik Anda muncul setelah masuk.</w:t>
       </w:r>
     </w:p>
     <w:p>
@@ -14497,16 +14464,16 @@
           <w:i w:val="0"/>
           <w:sz w:val="22"/>
         </w:rPr>
-        <w:t xml:space="preserve">T4. </w:t>
-      </w:r>
-      <w:r>
-        <w:rPr>
-          <w:rFonts w:ascii="Arial" w:hAnsi="Arial" w:eastAsia="Arial" w:cs="Arial"/>
-          <w:b w:val="0"/>
-          <w:i w:val="0"/>
-          <w:sz w:val="22"/>
-        </w:rPr>
-        <w:t>Batang termal thermomech — laju kalor q (W)</w:t>
+        <w:t xml:space="preserve">T3. </w:t>
+      </w:r>
+      <w:r>
+        <w:rPr>
+          <w:rFonts w:ascii="Arial" w:hAnsi="Arial" w:eastAsia="Arial" w:cs="Arial"/>
+          <w:b w:val="0"/>
+          <w:i w:val="0"/>
+          <w:sz w:val="22"/>
+        </w:rPr>
+        <w:t>Batang tarik — tegangan σ = F/A (MPa)</w:t>
       </w:r>
       <w:r>
         <w:rPr>
@@ -14515,7 +14482,7 @@
           <w:i w:val="0"/>
           <w:sz w:val="22"/>
         </w:rPr>
-        <w:t xml:space="preserve"> (11 poin)</w:t>
+        <w:t xml:space="preserve"> (6 poin)</w:t>
       </w:r>
     </w:p>
     <w:p>
@@ -14527,8 +14494,97 @@
       <w:r>
         <w:drawing>
           <wp:inline xmlns:a="http://schemas.openxmlformats.org/drawingml/2006/main" xmlns:pic="http://schemas.openxmlformats.org/drawingml/2006/picture">
+            <wp:extent cx="4680000" cy="2069564"/>
+            <wp:docPr id="1858245157" name="Picture 1858245157"/>
+            <wp:cNvGraphicFramePr>
+              <a:graphicFrameLocks noChangeAspect="1"/>
+            </wp:cNvGraphicFramePr>
+            <a:graphic>
+              <a:graphicData uri="http://schemas.openxmlformats.org/drawingml/2006/picture">
+                <pic:pic>
+                  <pic:nvPicPr>
+                    <pic:cNvPr id="0" name="m8-t3.png"/>
+                    <pic:cNvPicPr/>
+                  </pic:nvPicPr>
+                  <pic:blipFill>
+                    <a:blip r:embed="rId40"/>
+                    <a:stretch>
+                      <a:fillRect/>
+                    </a:stretch>
+                  </pic:blipFill>
+                  <pic:spPr>
+                    <a:xfrm>
+                      <a:off x="0" y="0"/>
+                      <a:ext cx="4680000" cy="2069564"/>
+                    </a:xfrm>
+                    <a:prstGeom prst="rect"/>
+                  </pic:spPr>
+                </pic:pic>
+              </a:graphicData>
+            </a:graphic>
+          </wp:inline>
+        </w:drawing>
+      </w:r>
+    </w:p>
+    <w:p>
+      <w:pPr>
+        <w:spacing w:after="200" w:line="276" w:lineRule="auto"/>
+        <w:jc w:val="center"/>
+      </w:pPr>
+      <w:r>
+        <w:rPr>
+          <w:rFonts w:ascii="Arial" w:hAnsi="Arial" w:eastAsia="Arial" w:cs="Arial"/>
+          <w:b/>
+          <w:i w:val="0"/>
+          <w:sz w:val="20"/>
+        </w:rPr>
+        <w:t>📐 Gambar acuan: batang tarik dengan gaya aksial F dan tegangan σ = F/A. Simbol mengikuti teks tugas; angka dimensi milik Anda muncul setelah masuk.</w:t>
+      </w:r>
+    </w:p>
+    <w:p>
+      <w:pPr>
+        <w:spacing w:line="360" w:lineRule="auto" w:after="40"/>
+        <w:jc w:val="both"/>
+      </w:pPr>
+      <w:r>
+        <w:rPr>
+          <w:rFonts w:ascii="Arial" w:hAnsi="Arial" w:eastAsia="Arial" w:cs="Arial"/>
+          <w:b/>
+          <w:i w:val="0"/>
+          <w:sz w:val="22"/>
+        </w:rPr>
+        <w:t xml:space="preserve">T4. </w:t>
+      </w:r>
+      <w:r>
+        <w:rPr>
+          <w:rFonts w:ascii="Arial" w:hAnsi="Arial" w:eastAsia="Arial" w:cs="Arial"/>
+          <w:b w:val="0"/>
+          <w:i w:val="0"/>
+          <w:sz w:val="22"/>
+        </w:rPr>
+        <w:t>Batang termal thermomech — laju kalor q (W)</w:t>
+      </w:r>
+      <w:r>
+        <w:rPr>
+          <w:rFonts w:ascii="Arial" w:hAnsi="Arial" w:eastAsia="Arial" w:cs="Arial"/>
+          <w:b/>
+          <w:i w:val="0"/>
+          <w:sz w:val="22"/>
+        </w:rPr>
+        <w:t xml:space="preserve"> (11 poin)</w:t>
+      </w:r>
+    </w:p>
+    <w:p>
+      <w:pPr>
+        <w:keepNext/>
+        <w:spacing w:after="80"/>
+        <w:jc w:val="center"/>
+      </w:pPr>
+      <w:r>
+        <w:drawing>
+          <wp:inline xmlns:a="http://schemas.openxmlformats.org/drawingml/2006/main" xmlns:pic="http://schemas.openxmlformats.org/drawingml/2006/picture">
             <wp:extent cx="4680000" cy="2124623"/>
-            <wp:docPr id="1858245157" name="Picture 1858245157"/>
+            <wp:docPr id="1858245158" name="Picture 1858245158"/>
             <wp:cNvGraphicFramePr>
               <a:graphicFrameLocks noChangeAspect="1"/>
             </wp:cNvGraphicFramePr>
@@ -14540,7 +14596,7 @@
                     <pic:cNvPicPr/>
                   </pic:nvPicPr>
                   <pic:blipFill>
-                    <a:blip r:embed="rId40"/>
+                    <a:blip r:embed="rId41"/>
                     <a:stretch>
                       <a:fillRect/>
                     </a:stretch>
@@ -14617,7 +14673,7 @@
         <w:drawing>
           <wp:inline xmlns:a="http://schemas.openxmlformats.org/drawingml/2006/main" xmlns:pic="http://schemas.openxmlformats.org/drawingml/2006/picture">
             <wp:extent cx="4680000" cy="2124623"/>
-            <wp:docPr id="1858245158" name="Picture 1858245158"/>
+            <wp:docPr id="1858245159" name="Picture 1858245159"/>
             <wp:cNvGraphicFramePr>
               <a:graphicFrameLocks noChangeAspect="1"/>
             </wp:cNvGraphicFramePr>
@@ -14629,7 +14685,7 @@
                     <pic:cNvPicPr/>
                   </pic:nvPicPr>
                   <pic:blipFill>
-                    <a:blip r:embed="rId41"/>
+                    <a:blip r:embed="rId42"/>
                     <a:stretch>
                       <a:fillRect/>
                     </a:stretch>

--- a/Pemodelan-Computer-Aided-Design/Modul-Word/Modul-8-Simulasi-Kinerja-Komponen-Tegangan-Termal-Kinematik.docx
+++ b/Pemodelan-Computer-Aided-Design/Modul-Word/Modul-8-Simulasi-Kinerja-Komponen-Tegangan-Termal-Kinematik.docx
@@ -12859,7 +12859,61 @@
           <w:i w:val="0"/>
           <w:sz w:val="21"/>
         </w:rPr>
-        <w:t>. Berkas boleh diganti selama tugas belum dikirim; setelah dikirim, berkas dan angka terkunci. Berkas yang terunggah tanpa angka yang benar mendapat partial 0,5 poin.</w:t>
+        <w:t xml:space="preserve">. Server membaca geometri berkas Anda: angka yang tidak ada di model ditolak dan </w:t>
+      </w:r>
+      <w:r>
+        <w:rPr>
+          <w:rFonts w:ascii="Arial" w:hAnsi="Arial" w:eastAsia="Arial" w:cs="Arial"/>
+          <w:b/>
+          <w:i w:val="0"/>
+          <w:sz w:val="21"/>
+        </w:rPr>
+        <w:t>tidak dihitung</w:t>
+      </w:r>
+      <w:r>
+        <w:rPr>
+          <w:rFonts w:ascii="Arial" w:hAnsi="Arial" w:eastAsia="Arial" w:cs="Arial"/>
+          <w:b w:val="0"/>
+          <w:i w:val="0"/>
+          <w:sz w:val="21"/>
+        </w:rPr>
+        <w:t xml:space="preserve">, jadi bacalah angkanya dari model yang diunggah. Bila kiriman dinilai salah, tugas </w:t>
+      </w:r>
+      <w:r>
+        <w:rPr>
+          <w:rFonts w:ascii="Arial" w:hAnsi="Arial" w:eastAsia="Arial" w:cs="Arial"/>
+          <w:b/>
+          <w:i w:val="0"/>
+          <w:sz w:val="21"/>
+        </w:rPr>
+        <w:t>tidak terkunci</w:t>
+      </w:r>
+      <w:r>
+        <w:rPr>
+          <w:rFonts w:ascii="Arial" w:hAnsi="Arial" w:eastAsia="Arial" w:cs="Arial"/>
+          <w:b w:val="0"/>
+          <w:i w:val="0"/>
+          <w:sz w:val="21"/>
+        </w:rPr>
+        <w:t xml:space="preserve">: perbaiki model, unggah ulang, lalu kirim ulang (tanpa batas); kiriman benar setelah pernah salah bernilai </w:t>
+      </w:r>
+      <w:r>
+        <w:rPr>
+          <w:rFonts w:ascii="Arial" w:hAnsi="Arial" w:eastAsia="Arial" w:cs="Arial"/>
+          <w:b/>
+          <w:i w:val="0"/>
+          <w:sz w:val="21"/>
+        </w:rPr>
+        <w:t>65%</w:t>
+      </w:r>
+      <w:r>
+        <w:rPr>
+          <w:rFonts w:ascii="Arial" w:hAnsi="Arial" w:eastAsia="Arial" w:cs="Arial"/>
+          <w:b w:val="0"/>
+          <w:i w:val="0"/>
+          <w:sz w:val="21"/>
+        </w:rPr>
+        <w:t xml:space="preserve"> dari poin tugas.</w:t>
       </w:r>
     </w:p>
     <w:p>

--- a/Pemodelan-Computer-Aided-Design/Modul-Word/Modul-8-Simulasi-Kinerja-Komponen-Tegangan-Termal-Kinematik.docx
+++ b/Pemodelan-Computer-Aided-Design/Modul-Word/Modul-8-Simulasi-Kinerja-Komponen-Tegangan-Termal-Kinematik.docx
@@ -2865,7 +2865,9 @@
           <w:color w:val="1F3864"/>
           <w:sz w:val="28"/>
         </w:rPr>
-        <w:t>METODE ELEMEN HINGGA: DARI MODEL 3D KE PREDIKSI KINERJA</w:t>
+        <w:t>METODE ELEMEN HINGGA:</w:t>
+        <w:br/>
+        <w:t>DARI MODEL 3D KE PREDIKSI KINERJA</w:t>
       </w:r>
     </w:p>
     <w:p>
@@ -3053,7 +3055,26 @@
           <w:i w:val="0"/>
           <w:sz w:val="22"/>
         </w:rPr>
-        <w:t xml:space="preserve">Statik (u, σ akibat beban), termal (T dan q akibat beda suhu), dan frekuensi (mode getar dan f_n tanpa beban). FreeCAD 1.0 juga menyediakan buckling (Modul 9). Kinematika rakitan bukan urusan FEM, melainkan Assembly Workbench (Modul 11). </w:t>
+        <w:t>Statik (u, σ akibat beban), termal (T dan q akibat beda suhu), dan frekuensi (mode getar dan f</w:t>
+      </w:r>
+      <w:r>
+        <w:rPr>
+          <w:rFonts w:ascii="Arial" w:hAnsi="Arial" w:eastAsia="Arial" w:cs="Arial"/>
+          <w:b w:val="0"/>
+          <w:i w:val="0"/>
+          <w:sz w:val="22"/>
+          <w:vertAlign w:val="subscript"/>
+        </w:rPr>
+        <w:t>n</w:t>
+      </w:r>
+      <w:r>
+        <w:rPr>
+          <w:rFonts w:ascii="Arial" w:hAnsi="Arial" w:eastAsia="Arial" w:cs="Arial"/>
+          <w:b w:val="0"/>
+          <w:i w:val="0"/>
+          <w:sz w:val="22"/>
+        </w:rPr>
+        <w:t xml:space="preserve"> tanpa beban). FreeCAD 1.0 juga menyediakan buckling (Modul 9). Kinematika rakitan bukan urusan FEM, melainkan Assembly Workbench (Modul 11). </w:t>
       </w:r>
       <w:r>
         <w:rPr>
@@ -3428,7 +3449,26 @@
                 <w:i w:val="0"/>
                 <w:sz w:val="18"/>
               </w:rPr>
-              <w:t>Frekuensi alami f_n dan bentuk mode</w:t>
+              <w:t>Frekuensi alami f</w:t>
+            </w:r>
+            <w:r>
+              <w:rPr>
+                <w:rFonts w:ascii="Arial" w:hAnsi="Arial" w:eastAsia="Arial" w:cs="Arial"/>
+                <w:b w:val="0"/>
+                <w:i w:val="0"/>
+                <w:sz w:val="18"/>
+                <w:vertAlign w:val="subscript"/>
+              </w:rPr>
+              <w:t>n</w:t>
+            </w:r>
+            <w:r>
+              <w:rPr>
+                <w:rFonts w:ascii="Arial" w:hAnsi="Arial" w:eastAsia="Arial" w:cs="Arial"/>
+                <w:b w:val="0"/>
+                <w:i w:val="0"/>
+                <w:sz w:val="18"/>
+              </w:rPr>
+              <w:t xml:space="preserve"> dan bentuk mode</w:t>
             </w:r>
           </w:p>
         </w:tc>
@@ -3525,7 +3565,26 @@
                 <w:i w:val="0"/>
                 <w:sz w:val="18"/>
               </w:rPr>
-              <w:t>P_cr = π²·E·I/L² (Modul 9)</w:t>
+              <w:t>P</w:t>
+            </w:r>
+            <w:r>
+              <w:rPr>
+                <w:rFonts w:ascii="Arial" w:hAnsi="Arial" w:eastAsia="Arial" w:cs="Arial"/>
+                <w:b w:val="0"/>
+                <w:i w:val="0"/>
+                <w:sz w:val="18"/>
+                <w:vertAlign w:val="subscript"/>
+              </w:rPr>
+              <w:t>cr</w:t>
+            </w:r>
+            <w:r>
+              <w:rPr>
+                <w:rFonts w:ascii="Arial" w:hAnsi="Arial" w:eastAsia="Arial" w:cs="Arial"/>
+                <w:b w:val="0"/>
+                <w:i w:val="0"/>
+                <w:sz w:val="18"/>
+              </w:rPr>
+              <w:t xml:space="preserve"> = π²·E·I/L² (Modul 9)</w:t>
             </w:r>
           </w:p>
         </w:tc>
@@ -3822,7 +3881,9 @@
           <w:color w:val="1F3864"/>
           <w:sz w:val="28"/>
         </w:rPr>
-        <w:t>FEM WORKBENCH DAN SOLVER CALCULIX: OBJEK, PERINTAH, DAN JALUR BERKAS</w:t>
+        <w:t>FEM WORKBENCH DAN SOLVER CALCULIX:</w:t>
+        <w:br/>
+        <w:t>OBJEK, PERINTAH, DAN JALUR BERKAS</w:t>
       </w:r>
     </w:p>
     <w:p>
@@ -4691,7 +4752,9 @@
           <w:color w:val="1F3864"/>
           <w:sz w:val="28"/>
         </w:rPr>
-        <w:t>MATERIAL DAN PROPERTI: E, Ν, Ρ, K, Α YANG DIBACA SOLVER</w:t>
+        <w:t>MATERIAL DAN PROPERTI:</w:t>
+        <w:br/>
+        <w:t>E, Ν, Ρ, K, Α YANG DIBACA SOLVER</w:t>
       </w:r>
     </w:p>
     <w:p>
@@ -4722,7 +4785,7 @@
           <w:i w:val="0"/>
           <w:sz w:val="20"/>
         </w:rPr>
-        <w:t>Tabel 3. Material (kartu FreeCAD): E (MPa), ν, ρ (kg/m³), k (W/(m·K)), α (10⁻⁶/K), σ_y (MPa).</w:t>
+        <w:t>Tabel 3. Material (kartu FreeCAD): E (MPa), ν, ρ (kg/m³), k (W/(m·K)), α (10⁻⁶/K), σy (MPa).</w:t>
       </w:r>
     </w:p>
     <w:tbl>
@@ -4878,7 +4941,26 @@
                 <w:i w:val="0"/>
                 <w:sz w:val="18"/>
               </w:rPr>
-              <w:t>σ_y (MPa)</w:t>
+              <w:t>σ</w:t>
+            </w:r>
+            <w:r>
+              <w:rPr>
+                <w:rFonts w:ascii="Arial" w:hAnsi="Arial" w:eastAsia="Arial" w:cs="Arial"/>
+                <w:b/>
+                <w:i w:val="0"/>
+                <w:sz w:val="18"/>
+                <w:vertAlign w:val="subscript"/>
+              </w:rPr>
+              <w:t>y</w:t>
+            </w:r>
+            <w:r>
+              <w:rPr>
+                <w:rFonts w:ascii="Arial" w:hAnsi="Arial" w:eastAsia="Arial" w:cs="Arial"/>
+                <w:b/>
+                <w:i w:val="0"/>
+                <w:sz w:val="18"/>
+              </w:rPr>
+              <w:t xml:space="preserve"> (MPa)</w:t>
             </w:r>
           </w:p>
         </w:tc>
@@ -6040,7 +6122,9 @@
           <w:color w:val="1F3864"/>
           <w:sz w:val="28"/>
         </w:rPr>
-        <w:t>MESH: MEMBAGI SOLID MENJADI ELEMEN HINGGA</w:t>
+        <w:t>MESH:</w:t>
+        <w:br/>
+        <w:t>MEMBAGI SOLID MENJADI ELEMEN HINGGA</w:t>
       </w:r>
     </w:p>
     <w:p>
@@ -6765,7 +6849,45 @@
           <w:i w:val="0"/>
           <w:sz w:val="21"/>
         </w:rPr>
-        <w:t xml:space="preserve"> mesh kantilever bertambah halus dari 1 sampai n elemen sepanjang tebal (PAUSE menahan mesh terhalus). Kolom kanan menaksir jumlah elemen tet dan rasio δ_FEM/δ_teori: tet4 mendekati 1 perlahan (terlalu kaku), tet10 hampir langsung konvergen. Kurva ini ilustratif; angka sesungguhnya diperoleh dari praktik Bagian 09.</w:t>
+        <w:t xml:space="preserve"> mesh kantilever bertambah halus dari 1 sampai n elemen sepanjang tebal (PAUSE menahan mesh terhalus). Kolom kanan menaksir jumlah elemen tet dan rasio δ</w:t>
+      </w:r>
+      <w:r>
+        <w:rPr>
+          <w:rFonts w:ascii="Arial" w:hAnsi="Arial" w:eastAsia="Arial" w:cs="Arial"/>
+          <w:b w:val="0"/>
+          <w:i w:val="0"/>
+          <w:sz w:val="21"/>
+          <w:vertAlign w:val="subscript"/>
+        </w:rPr>
+        <w:t>FEM</w:t>
+      </w:r>
+      <w:r>
+        <w:rPr>
+          <w:rFonts w:ascii="Arial" w:hAnsi="Arial" w:eastAsia="Arial" w:cs="Arial"/>
+          <w:b w:val="0"/>
+          <w:i w:val="0"/>
+          <w:sz w:val="21"/>
+        </w:rPr>
+        <w:t>/δ</w:t>
+      </w:r>
+      <w:r>
+        <w:rPr>
+          <w:rFonts w:ascii="Arial" w:hAnsi="Arial" w:eastAsia="Arial" w:cs="Arial"/>
+          <w:b w:val="0"/>
+          <w:i w:val="0"/>
+          <w:sz w:val="21"/>
+          <w:vertAlign w:val="subscript"/>
+        </w:rPr>
+        <w:t>teori</w:t>
+      </w:r>
+      <w:r>
+        <w:rPr>
+          <w:rFonts w:ascii="Arial" w:hAnsi="Arial" w:eastAsia="Arial" w:cs="Arial"/>
+          <w:b w:val="0"/>
+          <w:i w:val="0"/>
+          <w:sz w:val="21"/>
+        </w:rPr>
+        <w:t>: tet4 mendekati 1 perlahan (terlalu kaku), tet10 hampir langsung konvergen. Kurva ini ilustratif; angka sesungguhnya diperoleh dari praktik Bagian 09.</w:t>
       </w:r>
     </w:p>
     <w:p>
@@ -6949,7 +7071,9 @@
           <w:color w:val="1F3864"/>
           <w:sz w:val="28"/>
         </w:rPr>
-        <w:t>TUMPUAN DAN BEBAN: CONSTRAINT YANG MENIRU KONDISI NYATA</w:t>
+        <w:t>TUMPUAN DAN BEBAN:</w:t>
+        <w:br/>
+        <w:t>CONSTRAINT YANG MENIRU KONDISI NYATA</w:t>
       </w:r>
     </w:p>
     <w:p>
@@ -7266,7 +7390,64 @@
                 <w:i w:val="0"/>
                 <w:sz w:val="18"/>
               </w:rPr>
-              <w:t>u_x, u_y, u_z (mm) atau kunci arah</w:t>
+              <w:t>u</w:t>
+            </w:r>
+            <w:r>
+              <w:rPr>
+                <w:rFonts w:ascii="Arial" w:hAnsi="Arial" w:eastAsia="Arial" w:cs="Arial"/>
+                <w:b w:val="0"/>
+                <w:i w:val="0"/>
+                <w:sz w:val="18"/>
+                <w:vertAlign w:val="subscript"/>
+              </w:rPr>
+              <w:t>x</w:t>
+            </w:r>
+            <w:r>
+              <w:rPr>
+                <w:rFonts w:ascii="Arial" w:hAnsi="Arial" w:eastAsia="Arial" w:cs="Arial"/>
+                <w:b w:val="0"/>
+                <w:i w:val="0"/>
+                <w:sz w:val="18"/>
+              </w:rPr>
+              <w:t>, u</w:t>
+            </w:r>
+            <w:r>
+              <w:rPr>
+                <w:rFonts w:ascii="Arial" w:hAnsi="Arial" w:eastAsia="Arial" w:cs="Arial"/>
+                <w:b w:val="0"/>
+                <w:i w:val="0"/>
+                <w:sz w:val="18"/>
+                <w:vertAlign w:val="subscript"/>
+              </w:rPr>
+              <w:t>y</w:t>
+            </w:r>
+            <w:r>
+              <w:rPr>
+                <w:rFonts w:ascii="Arial" w:hAnsi="Arial" w:eastAsia="Arial" w:cs="Arial"/>
+                <w:b w:val="0"/>
+                <w:i w:val="0"/>
+                <w:sz w:val="18"/>
+              </w:rPr>
+              <w:t>, u</w:t>
+            </w:r>
+            <w:r>
+              <w:rPr>
+                <w:rFonts w:ascii="Arial" w:hAnsi="Arial" w:eastAsia="Arial" w:cs="Arial"/>
+                <w:b w:val="0"/>
+                <w:i w:val="0"/>
+                <w:sz w:val="18"/>
+                <w:vertAlign w:val="subscript"/>
+              </w:rPr>
+              <w:t>z</w:t>
+            </w:r>
+            <w:r>
+              <w:rPr>
+                <w:rFonts w:ascii="Arial" w:hAnsi="Arial" w:eastAsia="Arial" w:cs="Arial"/>
+                <w:b w:val="0"/>
+                <w:i w:val="0"/>
+                <w:sz w:val="18"/>
+              </w:rPr>
+              <w:t xml:space="preserve"> (mm) atau kunci arah</w:t>
             </w:r>
           </w:p>
         </w:tc>
@@ -7983,7 +8164,9 @@
           <w:color w:val="1F3864"/>
           <w:sz w:val="28"/>
         </w:rPr>
-        <w:t>ANALISIS STATIK DAN VALIDASI ANALITIS: Δ DAN Σ DIBANDINGKAN DENGAN RUMUS</w:t>
+        <w:t>ANALISIS STATIK DAN VALIDASI ANALITIS:</w:t>
+        <w:br/>
+        <w:t>Δ DAN Σ DIBANDINGKAN DENGAN RUMUS</w:t>
       </w:r>
     </w:p>
     <w:p>
@@ -9394,7 +9577,9 @@
           <w:color w:val="1F3864"/>
           <w:sz w:val="28"/>
         </w:rPr>
-        <w:t>ANALISIS TERMAL DAN FREKUENSI: SUHU, LAJU KALOR, DAN MODE GETAR</w:t>
+        <w:t>ANALISIS TERMAL DAN FREKUENSI:</w:t>
+        <w:br/>
+        <w:t>SUHU, LAJU KALOR, DAN MODE GETAR</w:t>
       </w:r>
     </w:p>
     <w:p>
@@ -10115,7 +10300,26 @@
           <w:i w:val="0"/>
           <w:sz w:val="22"/>
         </w:rPr>
-        <w:t xml:space="preserve"> — Analisis frequency menyelesaikan ([K] − ω²[M]){φ} = 0: tanpa beban, hanya kekakuan dan massa. Mode pertama adalah lentur pada arah tebal terkecil (arah lemah); mode kedua biasanya lentur pada arah lebar dengan rasio b/h, lalu mode kedua arah tebal pada β₂. FEM tet10 memberi f₁ dalam 1–2% dari rumus. Resonansi terjadi bila frekuensi eksitasi (putaran mesin ÷ 60) mendekati f_n. Inilah bacaan Tugas 5.</w:t>
+        <w:t xml:space="preserve"> — Analisis frequency menyelesaikan ([K] − ω²[M]){φ} = 0: tanpa beban, hanya kekakuan dan massa. Mode pertama adalah lentur pada arah tebal terkecil (arah lemah); mode kedua biasanya lentur pada arah lebar dengan rasio b/h, lalu mode kedua arah tebal pada β₂. FEM tet10 memberi f₁ dalam 1–2% dari rumus. Resonansi terjadi bila frekuensi eksitasi (putaran mesin ÷ 60) mendekati f</w:t>
+      </w:r>
+      <w:r>
+        <w:rPr>
+          <w:rFonts w:ascii="Arial" w:hAnsi="Arial" w:eastAsia="Arial" w:cs="Arial"/>
+          <w:b w:val="0"/>
+          <w:i w:val="0"/>
+          <w:sz w:val="22"/>
+          <w:vertAlign w:val="subscript"/>
+        </w:rPr>
+        <w:t>n</w:t>
+      </w:r>
+      <w:r>
+        <w:rPr>
+          <w:rFonts w:ascii="Arial" w:hAnsi="Arial" w:eastAsia="Arial" w:cs="Arial"/>
+          <w:b w:val="0"/>
+          <w:i w:val="0"/>
+          <w:sz w:val="22"/>
+        </w:rPr>
+        <w:t>. Inilah bacaan Tugas 5.</w:t>
       </w:r>
     </w:p>
     <w:p>
@@ -10840,7 +11044,45 @@
                 <w:i w:val="0"/>
                 <w:sz w:val="18"/>
               </w:rPr>
-              <w:t>f_n = (β_n²/2π)·√(EI/ρA)/L²</w:t>
+              <w:t>f</w:t>
+            </w:r>
+            <w:r>
+              <w:rPr>
+                <w:rFonts w:ascii="Arial" w:hAnsi="Arial" w:eastAsia="Arial" w:cs="Arial"/>
+                <w:b w:val="0"/>
+                <w:i w:val="0"/>
+                <w:sz w:val="18"/>
+                <w:vertAlign w:val="subscript"/>
+              </w:rPr>
+              <w:t>n</w:t>
+            </w:r>
+            <w:r>
+              <w:rPr>
+                <w:rFonts w:ascii="Arial" w:hAnsi="Arial" w:eastAsia="Arial" w:cs="Arial"/>
+                <w:b w:val="0"/>
+                <w:i w:val="0"/>
+                <w:sz w:val="18"/>
+              </w:rPr>
+              <w:t xml:space="preserve"> = (β</w:t>
+            </w:r>
+            <w:r>
+              <w:rPr>
+                <w:rFonts w:ascii="Arial" w:hAnsi="Arial" w:eastAsia="Arial" w:cs="Arial"/>
+                <w:b w:val="0"/>
+                <w:i w:val="0"/>
+                <w:sz w:val="18"/>
+                <w:vertAlign w:val="subscript"/>
+              </w:rPr>
+              <w:t>n</w:t>
+            </w:r>
+            <w:r>
+              <w:rPr>
+                <w:rFonts w:ascii="Arial" w:hAnsi="Arial" w:eastAsia="Arial" w:cs="Arial"/>
+                <w:b w:val="0"/>
+                <w:i w:val="0"/>
+                <w:sz w:val="18"/>
+              </w:rPr>
+              <w:t>²/2π)·√(EI/ρA)/L²</w:t>
             </w:r>
           </w:p>
         </w:tc>
@@ -10912,7 +11154,9 @@
           <w:color w:val="1F3864"/>
           <w:sz w:val="28"/>
         </w:rPr>
-        <w:t>PYTHON CONSOLE: OBJECTSFEM DARI ANALYSIS SAMPAI HASIL</w:t>
+        <w:t>PYTHON CONSOLE:</w:t>
+        <w:br/>
+        <w:t>OBJECTSFEM DARI ANALYSIS SAMPAI HASIL</w:t>
       </w:r>
     </w:p>
     <w:p>
@@ -11776,7 +12020,9 @@
           <w:color w:val="1F3864"/>
           <w:sz w:val="28"/>
         </w:rPr>
-        <w:t>PRAKTIK TERBIMBING: KANTILEVER STATIK, TERMAL, DAN FREKUENSI</w:t>
+        <w:t>PRAKTIK TERBIMBING:</w:t>
+        <w:br/>
+        <w:t>KANTILEVER STATIK, TERMAL, DAN FREKUENSI</w:t>
       </w:r>
     </w:p>
     <w:p>

--- a/Pemodelan-Computer-Aided-Design/Modul-Word/Modul-8-Simulasi-Kinerja-Komponen-Tegangan-Termal-Kinematik.docx
+++ b/Pemodelan-Computer-Aided-Design/Modul-Word/Modul-8-Simulasi-Kinerja-Komponen-Tegangan-Termal-Kinematik.docx
@@ -4103,7 +4103,7 @@
                 <w:i w:val="0"/>
                 <w:sz w:val="18"/>
               </w:rPr>
-              <w:t>Analysis container</w:t>
+              <w:t>New Analysis</w:t>
             </w:r>
           </w:p>
         </w:tc>
@@ -4181,7 +4181,7 @@
                 <w:i w:val="0"/>
                 <w:sz w:val="18"/>
               </w:rPr>
-              <w:t>Solver CalculiX Standard</w:t>
+              <w:t>Solver CalculiX</w:t>
             </w:r>
           </w:p>
         </w:tc>
@@ -4219,7 +4219,7 @@
                 <w:i w:val="0"/>
                 <w:sz w:val="18"/>
               </w:rPr>
-              <w:t>CalculiXCcxTools</w:t>
+              <w:t>SolverCcxTools</w:t>
             </w:r>
           </w:p>
         </w:tc>
@@ -4259,7 +4259,7 @@
                 <w:i w:val="0"/>
                 <w:sz w:val="18"/>
               </w:rPr>
-              <w:t>Material for solid</w:t>
+              <w:t>Solid Material</w:t>
             </w:r>
           </w:p>
         </w:tc>
@@ -4337,7 +4337,7 @@
                 <w:i w:val="0"/>
                 <w:sz w:val="18"/>
               </w:rPr>
-              <w:t>FEM mesh from shape by Gmsh / Netgen</w:t>
+              <w:t>Mesh From Shape by Gmsh / Netgen</w:t>
             </w:r>
           </w:p>
         </w:tc>
@@ -4356,7 +4356,7 @@
                 <w:i w:val="0"/>
                 <w:sz w:val="18"/>
               </w:rPr>
-              <w:t>Shape, Element Order, Characteristic Length Max/Min, Mesh Regions</w:t>
+              <w:t>Shape, Element order, Maximum/Minimum size, Mesh Regions</w:t>
             </w:r>
           </w:p>
         </w:tc>
@@ -4415,7 +4415,7 @@
                 <w:i w:val="0"/>
                 <w:sz w:val="18"/>
               </w:rPr>
-              <w:t>Constraint fixed / force / pressure / temperature / …</w:t>
+              <w:t>Fixed Boundary Condition / Force Load / Pressure Load / Temperature Boundary Condition / …</w:t>
             </w:r>
           </w:p>
         </w:tc>
@@ -4531,7 +4531,7 @@
                 <w:i w:val="0"/>
                 <w:sz w:val="18"/>
               </w:rPr>
-              <w:t>CCX_Results, CCX_Mode1_Results</w:t>
+              <w:t>CCX_Results, CCX_EigenMode_1_Results</w:t>
             </w:r>
           </w:p>
         </w:tc>
@@ -4614,7 +4614,7 @@
           <w:i w:val="0"/>
           <w:sz w:val="22"/>
         </w:rPr>
-        <w:t xml:space="preserve">Klik ganda CalculiXCcxTools → panel Tasks: Write .inp file → Run CalculiX. Log di panel menunjukkan “CalculiX done without error”. Tombol Run solver di toolbar melakukan keduanya sekaligus. </w:t>
+        <w:t xml:space="preserve">Klik ganda SolverCcxTools → panel Tasks: Write .inp file → Run CalculiX. Log di panel menunjukkan “CalculiX done without error”. Perintah Solve → Run Solver melakukan keduanya sekaligus. </w:t>
       </w:r>
       <w:r>
         <w:rPr>
@@ -10966,7 +10966,7 @@
                 <w:i w:val="0"/>
                 <w:sz w:val="18"/>
               </w:rPr>
-              <w:t>CCX_Mode1_Results … Mode5 → EigenmodeFrequency</w:t>
+              <w:t>CCX_EigenMode_1_Results … EigenMode_5 → EigenmodeFrequency</w:t>
             </w:r>
           </w:p>
         </w:tc>
@@ -11268,7 +11268,7 @@
           <w:i w:val="0"/>
           <w:sz w:val="17"/>
         </w:rPr>
-        <w:t>solver = ObjectsFem.makeSolverCalculiXCcxTools(doc, "CalculiXCcxTools"); an.addObject(solver)</w:t>
+        <w:t>solver = ObjectsFem.makeSolverSolverCcxTools(doc, "SolverCcxTools"); an.addObject(solver)</w:t>
       </w:r>
       <w:r>
         <w:br/>
@@ -12126,7 +12126,25 @@
           <w:i w:val="0"/>
           <w:sz w:val="22"/>
         </w:rPr>
-        <w:t>Part → Box 180 × 30 × 15 mm (Length searah X). Baca Shape.Volume, hitung massa baja 7,85×10⁻³ × V = 635,85 g; ini bacaan Tugas 1.</w:t>
+        <w:t xml:space="preserve">File → New Document; workbench Part → Part → Primitives → </w:t>
+      </w:r>
+      <w:r>
+        <w:rPr>
+          <w:rFonts w:ascii="Arial" w:hAnsi="Arial" w:eastAsia="Arial" w:cs="Arial"/>
+          <w:b/>
+          <w:i w:val="0"/>
+          <w:sz w:val="22"/>
+        </w:rPr>
+        <w:t>Cube</w:t>
+      </w:r>
+      <w:r>
+        <w:rPr>
+          <w:rFonts w:ascii="Arial" w:hAnsi="Arial" w:eastAsia="Arial" w:cs="Arial"/>
+          <w:b w:val="0"/>
+          <w:i w:val="0"/>
+          <w:sz w:val="22"/>
+        </w:rPr>
+        <w:t>. Pilih Cube → Data: Length 180 (searah X), Width 30, Height 15. Python console: round(App.ActiveDocument.Box.Shape.Volume, 2) → 81.000 mm³; massa baja round(App.ActiveDocument.Box.Shape.Volume * 7.85e-3, 2) → 635,85 g; ini bacaan Tugas 1.</w:t>
       </w:r>
     </w:p>
     <w:p>
@@ -12159,7 +12177,79 @@
           <w:i w:val="0"/>
           <w:sz w:val="22"/>
         </w:rPr>
-        <w:t>FEM Workbench → Analysis container → Material for solid → kartu Steel-Generic; periksa E = 210000 MPa, ν = 0,30, ρ = 7850 kg/m³, k = 50 W/(m·K).</w:t>
+        <w:t xml:space="preserve">Workbench FEM → Model → </w:t>
+      </w:r>
+      <w:r>
+        <w:rPr>
+          <w:rFonts w:ascii="Arial" w:hAnsi="Arial" w:eastAsia="Arial" w:cs="Arial"/>
+          <w:b/>
+          <w:i w:val="0"/>
+          <w:sz w:val="22"/>
+        </w:rPr>
+        <w:t>New Analysis</w:t>
+      </w:r>
+      <w:r>
+        <w:rPr>
+          <w:rFonts w:ascii="Arial" w:hAnsi="Arial" w:eastAsia="Arial" w:cs="Arial"/>
+          <w:b w:val="0"/>
+          <w:i w:val="0"/>
+          <w:sz w:val="22"/>
+        </w:rPr>
+        <w:t xml:space="preserve">. Model → Materials → </w:t>
+      </w:r>
+      <w:r>
+        <w:rPr>
+          <w:rFonts w:ascii="Arial" w:hAnsi="Arial" w:eastAsia="Arial" w:cs="Arial"/>
+          <w:b/>
+          <w:i w:val="0"/>
+          <w:sz w:val="22"/>
+        </w:rPr>
+        <w:t>Solid Material</w:t>
+      </w:r>
+      <w:r>
+        <w:rPr>
+          <w:rFonts w:ascii="Arial" w:hAnsi="Arial" w:eastAsia="Arial" w:cs="Arial"/>
+          <w:b w:val="0"/>
+          <w:i w:val="0"/>
+          <w:sz w:val="22"/>
+        </w:rPr>
+        <w:t xml:space="preserve">: buka daftar → Standard → Metal → Steel → </w:t>
+      </w:r>
+      <w:r>
+        <w:rPr>
+          <w:rFonts w:ascii="Arial" w:hAnsi="Arial" w:eastAsia="Arial" w:cs="Arial"/>
+          <w:b w:val="0"/>
+          <w:i/>
+          <w:sz w:val="22"/>
+        </w:rPr>
+        <w:t>Steel-Generic</w:t>
+      </w:r>
+      <w:r>
+        <w:rPr>
+          <w:rFonts w:ascii="Arial" w:hAnsi="Arial" w:eastAsia="Arial" w:cs="Arial"/>
+          <w:b w:val="0"/>
+          <w:i w:val="0"/>
+          <w:sz w:val="22"/>
+        </w:rPr>
+        <w:t xml:space="preserve">. Kartu bawaan FreeCAD 1.1 berisi E = 200 GPa dan ρ = 7900 kg/m³; centang </w:t>
+      </w:r>
+      <w:r>
+        <w:rPr>
+          <w:rFonts w:ascii="Arial" w:hAnsi="Arial" w:eastAsia="Arial" w:cs="Arial"/>
+          <w:b w:val="0"/>
+          <w:i/>
+          <w:sz w:val="22"/>
+        </w:rPr>
+        <w:t>Use this task panel</w:t>
+      </w:r>
+      <w:r>
+        <w:rPr>
+          <w:rFonts w:ascii="Arial" w:hAnsi="Arial" w:eastAsia="Arial" w:cs="Arial"/>
+          <w:b w:val="0"/>
+          <w:i w:val="0"/>
+          <w:sz w:val="22"/>
+        </w:rPr>
+        <w:t xml:space="preserve"> lalu ketik Young's modulus 210 GPa (E = 210000 MPa) dan Density 7850 kg/m³, nilai baja yang dipakai modul ini; ν = 0,30 dan k = 50 W/(m·K) tetap → OK.</w:t>
       </w:r>
     </w:p>
     <w:p>
@@ -12192,7 +12282,61 @@
           <w:i w:val="0"/>
           <w:sz w:val="22"/>
         </w:rPr>
-        <w:t>Constraint fixed → muka x = 0. Constraint force → muka x = L, 500 N, arah −Z (pilih muka atas sebagai arah, centang Reversed bila perlu). Perhatikan panah di 3D view.</w:t>
+        <w:t xml:space="preserve">Model → Mechanical Boundary Conditions and Loads → </w:t>
+      </w:r>
+      <w:r>
+        <w:rPr>
+          <w:rFonts w:ascii="Arial" w:hAnsi="Arial" w:eastAsia="Arial" w:cs="Arial"/>
+          <w:b/>
+          <w:i w:val="0"/>
+          <w:sz w:val="22"/>
+        </w:rPr>
+        <w:t>Fixed Boundary Condition</w:t>
+      </w:r>
+      <w:r>
+        <w:rPr>
+          <w:rFonts w:ascii="Arial" w:hAnsi="Arial" w:eastAsia="Arial" w:cs="Arial"/>
+          <w:b w:val="0"/>
+          <w:i w:val="0"/>
+          <w:sz w:val="22"/>
+        </w:rPr>
+        <w:t xml:space="preserve">: tekan 6 (Left), Add, klik muka x = 0 → OK. </w:t>
+      </w:r>
+      <w:r>
+        <w:rPr>
+          <w:rFonts w:ascii="Arial" w:hAnsi="Arial" w:eastAsia="Arial" w:cs="Arial"/>
+          <w:b/>
+          <w:i w:val="0"/>
+          <w:sz w:val="22"/>
+        </w:rPr>
+        <w:t>Force Load</w:t>
+      </w:r>
+      <w:r>
+        <w:rPr>
+          <w:rFonts w:ascii="Arial" w:hAnsi="Arial" w:eastAsia="Arial" w:cs="Arial"/>
+          <w:b w:val="0"/>
+          <w:i w:val="0"/>
+          <w:sz w:val="22"/>
+        </w:rPr>
+        <w:t xml:space="preserve">: tekan 0, klik muka atas lalu tombol Direction (acuan arah +Z); tekan 3 (Right), Add, klik muka x = L; Force 500 N, centang </w:t>
+      </w:r>
+      <w:r>
+        <w:rPr>
+          <w:rFonts w:ascii="Arial" w:hAnsi="Arial" w:eastAsia="Arial" w:cs="Arial"/>
+          <w:b w:val="0"/>
+          <w:i/>
+          <w:sz w:val="22"/>
+        </w:rPr>
+        <w:t>Reverse direction</w:t>
+      </w:r>
+      <w:r>
+        <w:rPr>
+          <w:rFonts w:ascii="Arial" w:hAnsi="Arial" w:eastAsia="Arial" w:cs="Arial"/>
+          <w:b w:val="0"/>
+          <w:i w:val="0"/>
+          <w:sz w:val="22"/>
+        </w:rPr>
+        <w:t xml:space="preserve"> → panah menunjuk ke bawah (−Z) → OK.</w:t>
       </w:r>
     </w:p>
     <w:p>
@@ -12225,7 +12369,25 @@
           <w:i w:val="0"/>
           <w:sz w:val="22"/>
         </w:rPr>
-        <w:t>FEM mesh from shape by Gmsh → Element Order 2nd, Max element size 7.5 mm → Apply. Catat jumlah elemen dan simpul di properti mesh.</w:t>
+        <w:t xml:space="preserve">Pilih Cube → Mesh → </w:t>
+      </w:r>
+      <w:r>
+        <w:rPr>
+          <w:rFonts w:ascii="Arial" w:hAnsi="Arial" w:eastAsia="Arial" w:cs="Arial"/>
+          <w:b/>
+          <w:i w:val="0"/>
+          <w:sz w:val="22"/>
+        </w:rPr>
+        <w:t>Mesh From Shape by Gmsh</w:t>
+      </w:r>
+      <w:r>
+        <w:rPr>
+          <w:rFonts w:ascii="Arial" w:hAnsi="Arial" w:eastAsia="Arial" w:cs="Arial"/>
+          <w:b w:val="0"/>
+          <w:i w:val="0"/>
+          <w:sz w:val="22"/>
+        </w:rPr>
+        <w:t>: Element order 2nd, Maximum size 7,5 mm → Apply → OK. Python console: (App.ActiveDocument.FEMMeshGmsh.FemMesh.NodeCount, App.ActiveDocument.FEMMeshGmsh.FemMesh.VolumeCount) → 2.360 simpul, 1.166 elemen.</w:t>
       </w:r>
     </w:p>
     <w:p>
@@ -12258,7 +12420,43 @@
           <w:i w:val="0"/>
           <w:sz w:val="22"/>
         </w:rPr>
-        <w:t>Klik ganda CalculiXCcxTools → Analysis Type static → Write .inp file → Run CalculiX; tunggu “done without error”. Show result → Displacement Magnitude; baca nilai maksimum.</w:t>
+        <w:t xml:space="preserve">Solve → </w:t>
+      </w:r>
+      <w:r>
+        <w:rPr>
+          <w:rFonts w:ascii="Arial" w:hAnsi="Arial" w:eastAsia="Arial" w:cs="Arial"/>
+          <w:b/>
+          <w:i w:val="0"/>
+          <w:sz w:val="22"/>
+        </w:rPr>
+        <w:t>Solver CalculiX</w:t>
+      </w:r>
+      <w:r>
+        <w:rPr>
+          <w:rFonts w:ascii="Arial" w:hAnsi="Arial" w:eastAsia="Arial" w:cs="Arial"/>
+          <w:b w:val="0"/>
+          <w:i w:val="0"/>
+          <w:sz w:val="22"/>
+        </w:rPr>
+        <w:t xml:space="preserve">; klik ganda SolverCcxTools → Static → Write .inp File → Run CalculiX: “CalculiX done without error!” → Close. Sembunyikan Cube dan CCX_Results_Mesh (Space); pilih Pipeline_CCX_Results → View → Field = </w:t>
+      </w:r>
+      <w:r>
+        <w:rPr>
+          <w:rFonts w:ascii="Arial" w:hAnsi="Arial" w:eastAsia="Arial" w:cs="Arial"/>
+          <w:b w:val="0"/>
+          <w:i/>
+          <w:sz w:val="22"/>
+        </w:rPr>
+        <w:t>Displacement Magnitude</w:t>
+      </w:r>
+      <w:r>
+        <w:rPr>
+          <w:rFonts w:ascii="Arial" w:hAnsi="Arial" w:eastAsia="Arial" w:cs="Arial"/>
+          <w:b w:val="0"/>
+          <w:i w:val="0"/>
+          <w:sz w:val="22"/>
+        </w:rPr>
+        <w:t xml:space="preserve"> (skala warna dalam meter). round(max(App.ActiveDocument.CCX_Results.DisplacementLengths), 4) → 0,5452 mm.</w:t>
       </w:r>
     </w:p>
     <w:p>
@@ -12291,7 +12489,7 @@
           <w:i w:val="0"/>
           <w:sz w:val="22"/>
         </w:rPr>
-        <w:t>δ rumus = 0,5486 mm, σ rumus = 80,0 MPa. Hitung kesalahan relatif; ulangi dengan mesh 5 dan 2,5 mm sampai perubahan &lt; 2%. Coba Element Order 1st sekali untuk melihat tet4 yang terlalu kaku.</w:t>
+        <w:t>δ rumus = 0,5486 mm, σ rumus = 80,0 MPa. Klik ganda FEMMeshGmsh → Maximum size 5 → Apply → OK, jalankan solver lagi: 3.885 elemen, δ = 0,546 mm; 2,5 mm: 27.152 elemen, δ = 0,5464 mm (kesalahan 0,4 % terhadap rumus, perubahan antar-mesh &lt; 0,1 %). Coba Element order 1st (tet4) 7,5 mm sekali: δ = 0,2958 mm, terlalu kaku. Kembalikan ke 2nd, 5 mm.</w:t>
       </w:r>
     </w:p>
     <w:p>
@@ -12324,7 +12522,61 @@
           <w:i w:val="0"/>
           <w:sz w:val="22"/>
         </w:rPr>
-        <w:t>Ganti beban dengan Temperature 380 K di muka x = 0 dan 300 K di muka x = L, + Initial temperature 300 K, Analysis Type thermomech (steady) → baca Temperature; lalu frequency (hapus constraint suhu) → f₁ ≈ 386,8 Hz. Ctrl+S → Latihan8_NIM.FCStd.</w:t>
+        <w:t xml:space="preserve">Tampilkan Cube, hapus ConstraintForce. Thermal Boundary Conditions and Loads → </w:t>
+      </w:r>
+      <w:r>
+        <w:rPr>
+          <w:rFonts w:ascii="Arial" w:hAnsi="Arial" w:eastAsia="Arial" w:cs="Arial"/>
+          <w:b/>
+          <w:i w:val="0"/>
+          <w:sz w:val="22"/>
+        </w:rPr>
+        <w:t>Temperature Boundary Condition</w:t>
+      </w:r>
+      <w:r>
+        <w:rPr>
+          <w:rFonts w:ascii="Arial" w:hAnsi="Arial" w:eastAsia="Arial" w:cs="Arial"/>
+          <w:b w:val="0"/>
+          <w:i w:val="0"/>
+          <w:sz w:val="22"/>
+        </w:rPr>
+        <w:t xml:space="preserve"> 380 K di muka x = 0 dan 300 K di muka x = L, + Initial Temperature 300 K; solver </w:t>
+      </w:r>
+      <w:r>
+        <w:rPr>
+          <w:rFonts w:ascii="Arial" w:hAnsi="Arial" w:eastAsia="Arial" w:cs="Arial"/>
+          <w:b w:val="0"/>
+          <w:i/>
+          <w:sz w:val="22"/>
+        </w:rPr>
+        <w:t>Thermo mechanical</w:t>
+      </w:r>
+      <w:r>
+        <w:rPr>
+          <w:rFonts w:ascii="Arial" w:hAnsi="Arial" w:eastAsia="Arial" w:cs="Arial"/>
+          <w:b w:val="0"/>
+          <w:i w:val="0"/>
+          <w:sz w:val="22"/>
+        </w:rPr>
+        <w:t xml:space="preserve"> → Temperature 300–380 K (Pipeline Field = Temperature). Results → Purge Results, hapus kedua constraint suhu (Fixed tetap), SolverCcxTools → Data → Eigenmodes Count 5, solver </w:t>
+      </w:r>
+      <w:r>
+        <w:rPr>
+          <w:rFonts w:ascii="Arial" w:hAnsi="Arial" w:eastAsia="Arial" w:cs="Arial"/>
+          <w:b w:val="0"/>
+          <w:i/>
+          <w:sz w:val="22"/>
+        </w:rPr>
+        <w:t>Frequency</w:t>
+      </w:r>
+      <w:r>
+        <w:rPr>
+          <w:rFonts w:ascii="Arial" w:hAnsi="Arial" w:eastAsia="Arial" w:cs="Arial"/>
+          <w:b w:val="0"/>
+          <w:i w:val="0"/>
+          <w:sz w:val="22"/>
+        </w:rPr>
+        <w:t xml:space="preserve"> → f₁ = 387,8 Hz (rumus ≈ 386,8 Hz), f₂ = 761,3 Hz, f₃ = 2.355,7 Hz. Ctrl+S → Latihan8_NIM.FCStd.</w:t>
       </w:r>
     </w:p>
     <w:p>
@@ -12930,7 +13182,7 @@
           <w:i w:val="0"/>
           <w:sz w:val="21"/>
         </w:rPr>
-        <w:t xml:space="preserve"> (1) satu Analysis berisi MaterialSolid (properti terisi), FEMMeshGmsh orde 2, constraint sesuai tugas, dan CalculiXCcxTools dengan Analysis Type yang benar; (2) hasil CCX_Results (atau CCX_Mode1_Results) ada di pohon setelah Run; (3) angka yang diisikan adalah nilai ANALITIS dengan desimal sesuai label, dihitung dari dimensi varian Anda; (4) selisih FEM terhadap rumus sudah Anda periksa (&lt; 5%); (5) berkas .FCStd tersimpan lewat Ctrl+S, nama tanpa spasi.</w:t>
+        <w:t xml:space="preserve"> (1) satu Analysis berisi MaterialSolid (properti terisi), FEMMeshGmsh orde 2, constraint sesuai tugas, dan SolverCcxTools dengan Analysis Type yang benar; (2) hasil CCX_Results (atau CCX_EigenMode_1_Results) ada di pohon setelah Run; (3) angka yang diisikan adalah nilai ANALITIS dengan desimal sesuai label, dihitung dari dimensi varian Anda; (4) selisih FEM terhadap rumus sudah Anda periksa (&lt; 5%); (5) berkas .FCStd tersimpan lewat Ctrl+S, nama tanpa spasi.</w:t>
       </w:r>
     </w:p>
     <w:p>
